--- a/skills/hsdt-forms/templates/EPC-10A/TT79-M11.1B.docx
+++ b/skills/hsdt-forms/templates/EPC-10A/TT79-M11.1B.docx
@@ -19,7 +19,6 @@
           <w:szCs w:val="28"/>
           <w:lang w:val="nl-NL"/>
         </w:rPr>
-        <w:br w:type="page"/>
       </w:r>
       <w:r>
         <w:rPr>
@@ -28,7 +27,6 @@
           <w:szCs w:val="28"/>
           <w:lang w:val="nl-NL"/>
         </w:rPr>
-        <w:lastRenderedPageBreak/>
         <w:t>Mẫu số 11.1B (Webform trên Hệ thống)</w:t>
       </w:r>
     </w:p>
